--- a/sba_application/11_lender_credit_memo/DSCR_Sensitivity_Stress_Test_MEMO.docx
+++ b/sba_application/11_lender_credit_memo/DSCR_Sensitivity_Stress_Test_MEMO.docx
@@ -39,7 +39,7 @@
           <w:i w:val="0"/>
           <w:sz w:val="21"/>
         </w:rPr>
-        <w:t>The base case clears the 1.25x SBA DSCR floor in every year. This memo stress-tests the Year-1 result against the underwriting risks the lender will reasonably probe: a slower census ramp, a softer reimbursement rate, payroll inflation, and a combined downside. Years 2-3 are not stressed here because Y1 is the binding constraint (Y2/Y3 DSCR are 3.50x and 5.20x respectively).</w:t>
+        <w:t>The base case clears the 1.25x SBA DSCR floor in every year by a wide margin. Because the seller is paid in full at close (no retained note), debt service is the SBA loan alone (~$84,357/yr), so coverage is strong from Year 1. This memo stress-tests the Year-1 result against the risks a lender will probe: a slower census ramp, a softer reimbursement rate, payroll inflation, and a combined downside.</w:t>
       </w:r>
     </w:p>
     <w:p>
@@ -166,7 +166,7 @@
               <w:rPr>
                 <w:sz w:val="19"/>
               </w:rPr>
-              <w:t>Combined debt service (SBA + seller note)</w:t>
+              <w:t>SBA debt service (only debt)</w:t>
             </w:r>
           </w:p>
         </w:tc>
@@ -180,7 +180,7 @@
               <w:rPr>
                 <w:sz w:val="19"/>
               </w:rPr>
-              <w:t>$193,876</w:t>
+              <w:t>$84,357</w:t>
             </w:r>
           </w:p>
         </w:tc>
@@ -196,7 +196,7 @@
               <w:rPr>
                 <w:sz w:val="19"/>
               </w:rPr>
-              <w:t>Combined DSCR</w:t>
+              <w:t>DSCR</w:t>
             </w:r>
           </w:p>
         </w:tc>
@@ -210,7 +210,7 @@
               <w:rPr>
                 <w:sz w:val="19"/>
               </w:rPr>
-              <w:t>1.56x</w:t>
+              <w:t>3.59x</w:t>
             </w:r>
           </w:p>
         </w:tc>
@@ -233,7 +233,7 @@
           <w:i/>
           <w:sz w:val="19"/>
         </w:rPr>
-        <w:t>Each scenario isolates one variable; all others held at base. Variable cost flexes proportionally with revenue at the model's contribution ratio (~88.5% contribution margin per patient-day).</w:t>
+        <w:t>Each scenario isolates one variable; all others held at base. Variable cost flexes proportionally with revenue at the model's contribution ratio (~88.5% contribution margin per patient-day). Debt service is the SBA loan only ($84,357).</w:t>
       </w:r>
     </w:p>
     <w:tbl>
@@ -366,7 +366,7 @@
               <w:rPr>
                 <w:sz w:val="19"/>
               </w:rPr>
-              <w:t>$174,653</w:t>
+              <w:t>$174,823</w:t>
             </w:r>
           </w:p>
         </w:tc>
@@ -380,7 +380,7 @@
               <w:rPr>
                 <w:sz w:val="19"/>
               </w:rPr>
-              <w:t>0.90x</w:t>
+              <w:t>2.07x</w:t>
             </w:r>
           </w:p>
         </w:tc>
@@ -394,7 +394,7 @@
               <w:rPr>
                 <w:sz w:val="19"/>
               </w:rPr>
-              <w:t>No - shortfall</w:t>
+              <w:t>Yes</w:t>
             </w:r>
           </w:p>
         </w:tc>
@@ -438,7 +438,7 @@
               <w:rPr>
                 <w:sz w:val="19"/>
               </w:rPr>
-              <w:t>$46,783</w:t>
+              <w:t>$47,123</w:t>
             </w:r>
           </w:p>
         </w:tc>
@@ -452,7 +452,7 @@
               <w:rPr>
                 <w:sz w:val="19"/>
               </w:rPr>
-              <w:t>0.24x</w:t>
+              <w:t>0.56x</w:t>
             </w:r>
           </w:p>
         </w:tc>
@@ -496,7 +496,7 @@
               <w:rPr>
                 <w:sz w:val="19"/>
               </w:rPr>
-              <w:t>Net rate $175.86 vs. $181.30</w:t>
+              <w:t>Net rate -3%</w:t>
             </w:r>
           </w:p>
         </w:tc>
@@ -510,7 +510,7 @@
               <w:rPr>
                 <w:sz w:val="19"/>
               </w:rPr>
-              <w:t>$259,234</w:t>
+              <w:t>$264,212</w:t>
             </w:r>
           </w:p>
         </w:tc>
@@ -524,7 +524,7 @@
               <w:rPr>
                 <w:sz w:val="19"/>
               </w:rPr>
-              <w:t>1.34x</w:t>
+              <w:t>3.13x</w:t>
             </w:r>
           </w:p>
         </w:tc>
@@ -568,7 +568,7 @@
               <w:rPr>
                 <w:sz w:val="19"/>
               </w:rPr>
-              <w:t>Net rate $172.24 vs. $181.30</w:t>
+              <w:t>Net rate -5%</w:t>
             </w:r>
           </w:p>
         </w:tc>
@@ -582,7 +582,7 @@
               <w:rPr>
                 <w:sz w:val="19"/>
               </w:rPr>
-              <w:t>$230,381</w:t>
+              <w:t>$238,672</w:t>
             </w:r>
           </w:p>
         </w:tc>
@@ -596,7 +596,7 @@
               <w:rPr>
                 <w:sz w:val="19"/>
               </w:rPr>
-              <w:t>1.19x</w:t>
+              <w:t>2.83x</w:t>
             </w:r>
           </w:p>
         </w:tc>
@@ -610,7 +610,7 @@
               <w:rPr>
                 <w:sz w:val="19"/>
               </w:rPr>
-              <w:t>No - marginal</w:t>
+              <w:t>Yes</w:t>
             </w:r>
           </w:p>
         </w:tc>
@@ -668,7 +668,7 @@
               <w:rPr>
                 <w:sz w:val="19"/>
               </w:rPr>
-              <w:t>1.11x</w:t>
+              <w:t>2.56x</w:t>
             </w:r>
           </w:p>
         </w:tc>
@@ -682,7 +682,7 @@
               <w:rPr>
                 <w:sz w:val="19"/>
               </w:rPr>
-              <w:t>No - marginal</w:t>
+              <w:t>Yes</w:t>
             </w:r>
           </w:p>
         </w:tc>
@@ -740,7 +740,7 @@
               <w:rPr>
                 <w:sz w:val="19"/>
               </w:rPr>
-              <w:t>1.34x</w:t>
+              <w:t>3.07x</w:t>
             </w:r>
           </w:p>
         </w:tc>
@@ -884,7 +884,7 @@
               <w:rPr>
                 <w:sz w:val="19"/>
               </w:rPr>
-              <w:t>$169,773</w:t>
+              <w:t>$187,087</w:t>
             </w:r>
           </w:p>
         </w:tc>
@@ -898,7 +898,7 @@
               <w:rPr>
                 <w:sz w:val="19"/>
               </w:rPr>
-              <w:t>0.88x</w:t>
+              <w:t>2.22x</w:t>
             </w:r>
           </w:p>
         </w:tc>
@@ -942,7 +942,7 @@
               <w:rPr>
                 <w:sz w:val="19"/>
               </w:rPr>
-              <w:t>$87,328</w:t>
+              <w:t>$93,104</w:t>
             </w:r>
           </w:p>
         </w:tc>
@@ -956,7 +956,7 @@
               <w:rPr>
                 <w:sz w:val="19"/>
               </w:rPr>
-              <w:t>0.45x</w:t>
+              <w:t>1.10x</w:t>
             </w:r>
           </w:p>
         </w:tc>
@@ -979,7 +979,7 @@
           <w:i w:val="0"/>
           <w:sz w:val="21"/>
         </w:rPr>
-        <w:t>Year 1 is sensitive to census most of all - which is the right risk to focus on. The plan's underwriting buffer comes from two places that the simple flex above does NOT credit:</w:t>
+        <w:t>With the seller paid at close, Year-1 coverage is strong (3.59x) and absorbs realistic shocks: a 10% census miss, a 5% rate cut, and a 10% wage spike each still clear comfortably (2.07x / 2.83x / 2.56x), and a mild combined downside clears at 2.22x. The only single-factor break is a hard, sustained 20% census shortfall (0.56x); a moderate combined downside is right at the floor (1.10x). Even then, the buffers below are not credited in the static flex:</w:t>
       </w:r>
     </w:p>
     <w:p>
@@ -989,7 +989,7 @@
           <w:i w:val="0"/>
           <w:sz w:val="21"/>
         </w:rPr>
-        <w:t xml:space="preserve">  - The $100,000 undrawn working-capital line is available to bridge a mild-downside year (covers ~6 months of DS shortfall in C1) without re-opening the SBA loan.</w:t>
+        <w:t xml:space="preserve">  - Break-even is ~16 ADC; even the -20% case (ADC ~17.4) is still above operating break-even - the strain is coverage timing, not viability.</w:t>
       </w:r>
     </w:p>
     <w:p>
@@ -999,7 +999,7 @@
           <w:i w:val="0"/>
           <w:sz w:val="21"/>
         </w:rPr>
-        <w:t xml:space="preserve">  - The Year-1 roster is partly variable: PRN and intake/admin headcount can be flexed back if census softens, which the static stress above does not capture (it holds payroll flat against revenue).</w:t>
+        <w:t xml:space="preserve">  - The Year-1 roster is partly census-driven: PRN, intake, and capacity RN/CNA headcount flex back if census softens, which the static stress holds flat against revenue.</w:t>
       </w:r>
     </w:p>
     <w:p>
@@ -1009,7 +1009,7 @@
           <w:i w:val="0"/>
           <w:sz w:val="21"/>
         </w:rPr>
-        <w:t xml:space="preserve">  - Break-even is ~16 ADC. Even the S2 case (ADC 17.4) is still above break-even; the DSCR strain is principally about debt service coverage timing, not operating viability.</w:t>
+        <w:t xml:space="preserve">  - The $372K opening working-capital reserve bridges any timing shortfall; with only SBA debt service (~$7,030/mo), monthly obligations are far lighter than a dual-debt structure.</w:t>
       </w:r>
     </w:p>
     <w:p>
@@ -1019,7 +1019,7 @@
           <w:i w:val="0"/>
           <w:sz w:val="21"/>
         </w:rPr>
-        <w:t xml:space="preserve">  - Tranches 2-3 of the equity injection ($150K landing June-July 2026) provide additional liquidity headroom not reflected in EBITDA.</w:t>
+        <w:t xml:space="preserve">  - A working-capital line, if the lender bundles one, adds further headroom not reflected in EBITDA.</w:t>
       </w:r>
     </w:p>
     <w:p>
@@ -1039,7 +1039,7 @@
           <w:i w:val="0"/>
           <w:sz w:val="21"/>
         </w:rPr>
-        <w:t>Approve with standard covenants. The deal services debt at base; the binding stress is a hard census shortfall, mitigated by (a) experienced BD leadership with a validated 40+ ADC referral book, (b) opening census already 38% above break-even, (c) the unused WC line, and (d) springing coverage once the seller note retires after Y3. A monthly census-and-cash covenant during Y1 (e.g., minimum ADC and minimum cash) would let the lender monitor the binding variable without constraining operations.</w:t>
+        <w:t>Approve with standard covenants. The deal covers SBA debt service at 3.59x in Year 1 and far higher thereafter; the only meaningful stress is a hard census shortfall, mitigated by (a) experienced BD leadership with a validated 40+ ADC referral book, (b) opening census ~38% above break-even, (c) the $372K reserve, and (d) the seller-paid-at-close structure that leaves the SBA loan as the only debt. A monthly census-and-cash covenant during Y1 would let the lender monitor the binding variable.</w:t>
       </w:r>
     </w:p>
     <w:p>

--- a/sba_application/11_lender_credit_memo/DSCR_Sensitivity_Stress_Test_MEMO.docx
+++ b/sba_application/11_lender_credit_memo/DSCR_Sensitivity_Stress_Test_MEMO.docx
@@ -39,7 +39,7 @@
           <w:i w:val="0"/>
           <w:sz w:val="21"/>
         </w:rPr>
-        <w:t>The base case clears the 1.25x SBA DSCR floor in every year by a wide margin. Because the seller is paid in full at close (no retained note), debt service is the SBA loan alone (~$84,357/yr), so coverage is strong from Year 1. This memo stress-tests the Year-1 result against the risks a lender will probe: a slower census ramp, a softer reimbursement rate, payroll inflation, and a combined downside.</w:t>
+        <w:t>The base case clears the 1.25x SBA DSCR floor in every year by a wide margin. Because the seller is paid in full at close (no retained note), debt service is the SBA loan alone (~$93,637/yr), so coverage is strong from Year 1. This memo stress-tests the Year-1 result against the risks a lender will probe: a slower census ramp, a softer reimbursement rate, payroll inflation, and a combined downside.</w:t>
       </w:r>
     </w:p>
     <w:p>
@@ -180,7 +180,7 @@
               <w:rPr>
                 <w:sz w:val="19"/>
               </w:rPr>
-              <w:t>$84,357</w:t>
+              <w:t>$93,637</w:t>
             </w:r>
           </w:p>
         </w:tc>
@@ -210,7 +210,7 @@
               <w:rPr>
                 <w:sz w:val="19"/>
               </w:rPr>
-              <w:t>3.59x</w:t>
+              <w:t>3.23x</w:t>
             </w:r>
           </w:p>
         </w:tc>
@@ -233,7 +233,7 @@
           <w:i/>
           <w:sz w:val="19"/>
         </w:rPr>
-        <w:t>Each scenario isolates one variable; all others held at base. Variable cost flexes proportionally with revenue at the model's contribution ratio (~88.5% contribution margin per patient-day). Debt service is the SBA loan only ($84,357).</w:t>
+        <w:t>Each scenario isolates one variable; all others held at base. Variable cost flexes proportionally with revenue at the model's contribution ratio (~88.5% contribution margin per patient-day). Debt service is the SBA loan only ($93,637).</w:t>
       </w:r>
     </w:p>
     <w:tbl>
@@ -979,7 +979,7 @@
           <w:i w:val="0"/>
           <w:sz w:val="21"/>
         </w:rPr>
-        <w:t>With the seller paid at close, Year-1 coverage is strong (3.59x) and absorbs realistic shocks: a 10% census miss, a 5% rate cut, and a 10% wage spike each still clear comfortably (2.07x / 2.83x / 2.56x), and a mild combined downside clears at 2.22x. The only single-factor break is a hard, sustained 20% census shortfall (0.56x); a moderate combined downside is right at the floor (1.10x). Even then, the buffers below are not credited in the static flex:</w:t>
+        <w:t>With the seller paid at close, Year-1 coverage is strong (3.23x) and absorbs realistic shocks: a 10% census miss, a 5% rate cut, and a 10% wage spike each still clear comfortably (2.07x / 2.83x / 2.56x), and a mild combined downside clears at 2.22x. The only single-factor break is a hard, sustained 20% census shortfall (0.56x); a moderate combined downside is right at the floor (1.10x). Even then, the buffers below are not credited in the static flex:</w:t>
       </w:r>
     </w:p>
     <w:p>
@@ -1039,7 +1039,7 @@
           <w:i w:val="0"/>
           <w:sz w:val="21"/>
         </w:rPr>
-        <w:t>Approve with standard covenants. The deal covers SBA debt service at 3.59x in Year 1 and far higher thereafter; the only meaningful stress is a hard census shortfall, mitigated by (a) experienced BD leadership with a validated 40+ ADC referral book, (b) opening census ~38% above break-even, (c) the $372K reserve, and (d) the seller-paid-at-close structure that leaves the SBA loan as the only debt. A monthly census-and-cash covenant during Y1 would let the lender monitor the binding variable.</w:t>
+        <w:t>Approve with standard covenants. The deal covers SBA debt service at 3.23x in Year 1 and far higher thereafter; the only meaningful stress is a hard census shortfall, mitigated by (a) experienced BD leadership with a validated 40+ ADC referral book, (b) opening census ~38% above break-even, (c) the $372K reserve, and (d) the seller-paid-at-close structure that leaves the SBA loan as the only debt. A monthly census-and-cash covenant during Y1 would let the lender monitor the binding variable.</w:t>
       </w:r>
     </w:p>
     <w:p>

--- a/sba_application/11_lender_credit_memo/DSCR_Sensitivity_Stress_Test_MEMO.docx
+++ b/sba_application/11_lender_credit_memo/DSCR_Sensitivity_Stress_Test_MEMO.docx
@@ -380,7 +380,7 @@
               <w:rPr>
                 <w:sz w:val="19"/>
               </w:rPr>
-              <w:t>2.07x</w:t>
+              <w:t>1.87x</w:t>
             </w:r>
           </w:p>
         </w:tc>
@@ -452,7 +452,7 @@
               <w:rPr>
                 <w:sz w:val="19"/>
               </w:rPr>
-              <w:t>0.56x</w:t>
+              <w:t>0.50x</w:t>
             </w:r>
           </w:p>
         </w:tc>
@@ -524,7 +524,7 @@
               <w:rPr>
                 <w:sz w:val="19"/>
               </w:rPr>
-              <w:t>3.13x</w:t>
+              <w:t>2.82x</w:t>
             </w:r>
           </w:p>
         </w:tc>
@@ -596,7 +596,7 @@
               <w:rPr>
                 <w:sz w:val="19"/>
               </w:rPr>
-              <w:t>2.83x</w:t>
+              <w:t>2.55x</w:t>
             </w:r>
           </w:p>
         </w:tc>
@@ -668,7 +668,7 @@
               <w:rPr>
                 <w:sz w:val="19"/>
               </w:rPr>
-              <w:t>2.56x</w:t>
+              <w:t>2.30x</w:t>
             </w:r>
           </w:p>
         </w:tc>
@@ -740,7 +740,7 @@
               <w:rPr>
                 <w:sz w:val="19"/>
               </w:rPr>
-              <w:t>3.07x</w:t>
+              <w:t>2.77x</w:t>
             </w:r>
           </w:p>
         </w:tc>
@@ -898,7 +898,7 @@
               <w:rPr>
                 <w:sz w:val="19"/>
               </w:rPr>
-              <w:t>2.22x</w:t>
+              <w:t>2.00x</w:t>
             </w:r>
           </w:p>
         </w:tc>
@@ -956,7 +956,7 @@
               <w:rPr>
                 <w:sz w:val="19"/>
               </w:rPr>
-              <w:t>1.10x</w:t>
+              <w:t>0.99x</w:t>
             </w:r>
           </w:p>
         </w:tc>
@@ -979,7 +979,7 @@
           <w:i w:val="0"/>
           <w:sz w:val="21"/>
         </w:rPr>
-        <w:t>With the seller paid at close, Year-1 coverage is strong (3.23x) and absorbs realistic shocks: a 10% census miss, a 5% rate cut, and a 10% wage spike each still clear comfortably (2.07x / 2.83x / 2.56x), and a mild combined downside clears at 2.22x. The only single-factor break is a hard, sustained 20% census shortfall (0.56x); a moderate combined downside is right at the floor (1.10x). Even then, the buffers below are not credited in the static flex:</w:t>
+        <w:t>With the seller paid at close, Year-1 coverage is strong (3.23x) and absorbs realistic shocks: a 10% census miss, a 5% rate cut, and a 10% wage spike each still clear comfortably (1.87x / 2.55x / 2.30x), and a mild combined downside clears at 2.00x. The only single-factor break is a hard, sustained 20% census shortfall (0.50x); a moderate triple-downside falls below the floor (0.99x). Even then, the buffers below are not credited in the static flex:</w:t>
       </w:r>
     </w:p>
     <w:p>

--- a/sba_application/11_lender_credit_memo/DSCR_Sensitivity_Stress_Test_MEMO.docx
+++ b/sba_application/11_lender_credit_memo/DSCR_Sensitivity_Stress_Test_MEMO.docx
@@ -20,7 +20,7 @@
           <w:color w:val="606060"/>
           <w:sz w:val="18"/>
         </w:rPr>
-        <w:t>SBA 7(a) Application - Tyler Hospice Hold LLC. Illustrative scenarios; underlying model in folder 09.</w:t>
+        <w:t>SBA 7(a) Application - Tyler Hospice Hold, LLC. Illustrative scenarios; underlying model in folder 09.</w:t>
       </w:r>
     </w:p>
     <w:p>
@@ -1059,7 +1059,7 @@
           <w:color w:val="606060"/>
           <w:sz w:val="16"/>
         </w:rPr>
-        <w:t>Prepared for the SBA 7(a) loan application of Tyler Hospice Hold LLC (dba Azalea Hospice &amp; Palliative Care). Confidential.</w:t>
+        <w:t>Prepared for the SBA 7(a) loan application of Tyler Hospice Hold, LLC (dba Azalea Hospice &amp; Palliative Care). Confidential.</w:t>
       </w:r>
     </w:p>
     <w:sectPr>

--- a/sba_application/11_lender_credit_memo/DSCR_Sensitivity_Stress_Test_MEMO.docx
+++ b/sba_application/11_lender_credit_memo/DSCR_Sensitivity_Stress_Test_MEMO.docx
@@ -39,7 +39,7 @@
           <w:i w:val="0"/>
           <w:sz w:val="21"/>
         </w:rPr>
-        <w:t>The base case clears the 1.25x SBA DSCR floor in every year by a wide margin. Because the seller is paid in full at close (no retained note), debt service is the SBA loan alone (~$93,637/yr), so coverage is strong from Year 1. This memo stress-tests the Year-1 result against the risks a lender will probe: a slower census ramp, a softer reimbursement rate, payroll inflation, and a combined downside.</w:t>
+        <w:t>The base case clears the 1.25x SBA DSCR floor in every year. Debt service is the combined SBA + bank acquisition-loan obligation of ~$169,211/yr in Years 1-3 (SBA $59,692 + the 3-year subordinate bank loan $109,519). Downside coverage is materially tighter in the ramp years than under a single-loan structure because the bank loan is front-loaded on a 3-year amortization; after Year 3 the bank loan is fully amortized and only the SBA loan remains (~$59,692/yr). This memo stress-tests the Year-1 result against the risks a lender will probe: a slower census ramp, a softer reimbursement rate, payroll inflation, and a combined downside.</w:t>
       </w:r>
     </w:p>
     <w:p>
@@ -166,7 +166,7 @@
               <w:rPr>
                 <w:sz w:val="19"/>
               </w:rPr>
-              <w:t>SBA debt service (only debt)</w:t>
+              <w:t>Combined debt service (SBA $59,692 + bank $109,519)</w:t>
             </w:r>
           </w:p>
         </w:tc>
@@ -180,7 +180,7 @@
               <w:rPr>
                 <w:sz w:val="19"/>
               </w:rPr>
-              <w:t>$93,637</w:t>
+              <w:t>$169,211</w:t>
             </w:r>
           </w:p>
         </w:tc>
@@ -210,7 +210,7 @@
               <w:rPr>
                 <w:sz w:val="19"/>
               </w:rPr>
-              <w:t>3.23x</w:t>
+              <w:t>1.79x</w:t>
             </w:r>
           </w:p>
         </w:tc>
@@ -233,7 +233,7 @@
           <w:i/>
           <w:sz w:val="19"/>
         </w:rPr>
-        <w:t>Each scenario isolates one variable; all others held at base. Variable cost flexes proportionally with revenue at the model's contribution ratio (~88.5% contribution margin per patient-day). Debt service is the SBA loan only ($93,637).</w:t>
+        <w:t>Each scenario isolates one variable; all others held at base. Variable cost flexes proportionally with revenue at the model's contribution ratio (~88.5% contribution margin per patient-day). Debt service is the combined SBA + bank acquisition loan ($169,211/yr; the bank loan is amortizing in all three years).</w:t>
       </w:r>
     </w:p>
     <w:tbl>
@@ -380,7 +380,7 @@
               <w:rPr>
                 <w:sz w:val="19"/>
               </w:rPr>
-              <w:t>1.87x</w:t>
+              <w:t>1.03x</w:t>
             </w:r>
           </w:p>
         </w:tc>
@@ -394,7 +394,7 @@
               <w:rPr>
                 <w:sz w:val="19"/>
               </w:rPr>
-              <w:t>Yes</w:t>
+              <w:t>No - shortfall</w:t>
             </w:r>
           </w:p>
         </w:tc>
@@ -452,7 +452,7 @@
               <w:rPr>
                 <w:sz w:val="19"/>
               </w:rPr>
-              <w:t>0.50x</w:t>
+              <w:t>0.28x</w:t>
             </w:r>
           </w:p>
         </w:tc>
@@ -524,7 +524,7 @@
               <w:rPr>
                 <w:sz w:val="19"/>
               </w:rPr>
-              <w:t>2.82x</w:t>
+              <w:t>1.56x</w:t>
             </w:r>
           </w:p>
         </w:tc>
@@ -596,7 +596,7 @@
               <w:rPr>
                 <w:sz w:val="19"/>
               </w:rPr>
-              <w:t>2.55x</w:t>
+              <w:t>1.41x</w:t>
             </w:r>
           </w:p>
         </w:tc>
@@ -668,7 +668,7 @@
               <w:rPr>
                 <w:sz w:val="19"/>
               </w:rPr>
-              <w:t>2.30x</w:t>
+              <w:t>1.27x</w:t>
             </w:r>
           </w:p>
         </w:tc>
@@ -682,7 +682,7 @@
               <w:rPr>
                 <w:sz w:val="19"/>
               </w:rPr>
-              <w:t>Yes</w:t>
+              <w:t>Yes (thin)</w:t>
             </w:r>
           </w:p>
         </w:tc>
@@ -740,7 +740,7 @@
               <w:rPr>
                 <w:sz w:val="19"/>
               </w:rPr>
-              <w:t>2.77x</w:t>
+              <w:t>1.53x</w:t>
             </w:r>
           </w:p>
         </w:tc>
@@ -898,7 +898,7 @@
               <w:rPr>
                 <w:sz w:val="19"/>
               </w:rPr>
-              <w:t>2.00x</w:t>
+              <w:t>1.11x</w:t>
             </w:r>
           </w:p>
         </w:tc>
@@ -956,7 +956,7 @@
               <w:rPr>
                 <w:sz w:val="19"/>
               </w:rPr>
-              <w:t>0.99x</w:t>
+              <w:t>0.55x</w:t>
             </w:r>
           </w:p>
         </w:tc>
@@ -979,7 +979,7 @@
           <w:i w:val="0"/>
           <w:sz w:val="21"/>
         </w:rPr>
-        <w:t>With the seller paid at close, Year-1 coverage is strong (3.23x) and absorbs realistic shocks: a 10% census miss, a 5% rate cut, and a 10% wage spike each still clear comfortably (1.87x / 2.55x / 2.30x), and a mild combined downside clears at 2.00x. The only single-factor break is a hard, sustained 20% census shortfall (0.50x); a moderate triple-downside falls below the floor (0.99x). Even then, the buffers below are not credited in the static flex:</w:t>
+        <w:t>Year-1 base-case coverage is 1.79x, with the front-loaded 3-year bank acquisition loan absorbing the bulk of debt service during the ramp. A 3% or 5% rate cut still clears (1.56x / 1.41x), and a 5% wage increase clears (1.53x); a 10% wage spike is thin but above the floor (1.27x). Downside coverage is materially tighter in the ramp years because of the bank loan: a ~10% census miss pulls Year-1 DSCR to 1.03x and a ~20% census shortfall pushes it below 1.0x (0.28x), and both combined-downside cases fall below the floor (1.11x and 0.55x). These thresholds ease sharply after Year 3, when the bank loan is fully amortized and only the SBA loan remains. The buffers below are not credited in the static flex:</w:t>
       </w:r>
     </w:p>
     <w:p>
@@ -989,7 +989,7 @@
           <w:i w:val="0"/>
           <w:sz w:val="21"/>
         </w:rPr>
-        <w:t xml:space="preserve">  - Break-even is ~16 ADC; even the -20% case (ADC ~17.4) is still above operating break-even - the strain is coverage timing, not viability.</w:t>
+        <w:t xml:space="preserve">  - Break-even is ~16 ADC; even the -20% case (ADC ~17.4) is still above operating break-even - the strain is debt-service coverage timing during the 3-year bank-loan window, not viability.</w:t>
       </w:r>
     </w:p>
     <w:p>
@@ -1009,7 +1009,17 @@
           <w:i w:val="0"/>
           <w:sz w:val="21"/>
         </w:rPr>
-        <w:t xml:space="preserve">  - The $372K opening working-capital reserve bridges any timing shortfall; with only SBA debt service (~$7,030/mo), monthly obligations are far lighter than a dual-debt structure.</w:t>
+        <w:t xml:space="preserve">  - The $567,000 opening working-capital reserve bridges any timing shortfall and keeps minimum cash positive (~$445K base case) with the LOC never drawn, even through the front-loaded bank-loan years.</w:t>
+      </w:r>
+    </w:p>
+    <w:p>
+      <w:r>
+        <w:rPr>
+          <w:b w:val="0"/>
+          <w:i w:val="0"/>
+          <w:sz w:val="21"/>
+        </w:rPr>
+        <w:t xml:space="preserve">  - After Year 3 the bank loan retires, dropping annual debt service to ~$59,692 and lifting coverage well above the ramp-year levels.</w:t>
       </w:r>
     </w:p>
     <w:p>
@@ -1039,7 +1049,7 @@
           <w:i w:val="0"/>
           <w:sz w:val="21"/>
         </w:rPr>
-        <w:t>Approve with standard covenants. The deal covers SBA debt service at 3.23x in Year 1 and far higher thereafter; the only meaningful stress is a hard census shortfall, mitigated by (a) experienced BD leadership with a validated 40+ ADC referral book, (b) opening census ~38% above break-even, (c) the $372K reserve, and (d) the seller-paid-at-close structure that leaves the SBA loan as the only debt. A monthly census-and-cash covenant during Y1 would let the lender monitor the binding variable.</w:t>
+        <w:t>Approve with standard covenants. The deal covers combined debt service at 1.79x in Year 1 and rises to 4.02x and 5.95x as census ramps; the binding stress is a census shortfall during the 3-year bank-loan window, where a ~10-20% miss pulls coverage below 1.0x. This is mitigated by (a) experienced BD leadership with a validated 40+ ADC referral book, (b) opening census ~38% above break-even, (c) the $567,000 reserve that keeps the LOC undrawn and minimum cash ~$445K, and (d) the bank loan's 3-year retirement, after which only the SBA loan remains. A monthly census-and-cash covenant during the ramp years would let the lender monitor the binding variable.</w:t>
       </w:r>
     </w:p>
     <w:p>
